--- a/CalendarioAgo26/Ejercicios/E17_QoS/17_QoS_Profesor.docx
+++ b/CalendarioAgo26/Ejercicios/E17_QoS/17_QoS_Profesor.docx
@@ -52,29 +52,7 @@
           <w:sz w:val="32"/>
           <w:szCs w:val="32"/>
         </w:rPr>
-        <w:t>(</w:t>
-      </w:r>
-      <w:proofErr w:type="spellStart"/>
-      <w:r>
-        <w:rPr>
-          <w:rFonts w:ascii="Arial" w:hAnsi="Arial" w:cs="Arial"/>
-          <w:b/>
-          <w:bCs/>
-          <w:sz w:val="32"/>
-          <w:szCs w:val="32"/>
-        </w:rPr>
-        <w:t>QoS</w:t>
-      </w:r>
-      <w:proofErr w:type="spellEnd"/>
-      <w:r>
-        <w:rPr>
-          <w:rFonts w:ascii="Arial" w:hAnsi="Arial" w:cs="Arial"/>
-          <w:b/>
-          <w:bCs/>
-          <w:sz w:val="32"/>
-          <w:szCs w:val="32"/>
-        </w:rPr>
-        <w:t>)</w:t>
+        <w:t>(QoS)</w:t>
       </w:r>
     </w:p>
     <w:p>
@@ -259,31 +237,7 @@
           <w:szCs w:val="28"/>
           <w:lang w:val="es-ES"/>
         </w:rPr>
-        <w:t>Configurar los tipos de tráfico (</w:t>
-      </w:r>
-      <w:proofErr w:type="spellStart"/>
-      <w:r>
-        <w:rPr>
-          <w:rFonts w:ascii="Arial" w:hAnsi="Arial" w:cs="Arial"/>
-          <w:b/>
-          <w:bCs/>
-          <w:sz w:val="28"/>
-          <w:szCs w:val="28"/>
-          <w:lang w:val="es-ES"/>
-        </w:rPr>
-        <w:t>class-map</w:t>
-      </w:r>
-      <w:proofErr w:type="spellEnd"/>
-      <w:r>
-        <w:rPr>
-          <w:rFonts w:ascii="Arial" w:hAnsi="Arial" w:cs="Arial"/>
-          <w:b/>
-          <w:bCs/>
-          <w:sz w:val="28"/>
-          <w:szCs w:val="28"/>
-          <w:lang w:val="es-ES"/>
-        </w:rPr>
-        <w:t>)</w:t>
+        <w:t>Configurar los tipos de tráfico (class-map)</w:t>
       </w:r>
     </w:p>
     <w:p>
@@ -328,7 +282,7 @@
     </w:p>
     <w:p>
       <w:pPr>
-        <w:pStyle w:val="ListParagraph"/>
+        <w:pStyle w:val="Prrafodelista"/>
         <w:spacing w:after="0" w:line="300" w:lineRule="exact"/>
         <w:jc w:val="both"/>
         <w:rPr>
@@ -339,7 +293,7 @@
     </w:p>
     <w:p>
       <w:pPr>
-        <w:pStyle w:val="ListParagraph"/>
+        <w:pStyle w:val="Prrafodelista"/>
         <w:numPr>
           <w:ilvl w:val="0"/>
           <w:numId w:val="25"/>
@@ -404,27 +358,15 @@
           <w:szCs w:val="24"/>
         </w:rPr>
       </w:pPr>
-      <w:proofErr w:type="spellStart"/>
-      <w:r>
-        <w:rPr>
-          <w:rFonts w:ascii="Arial" w:hAnsi="Arial" w:cs="Arial"/>
-          <w:b/>
-          <w:bCs/>
-          <w:sz w:val="24"/>
-          <w:szCs w:val="24"/>
-        </w:rPr>
-        <w:t>class-map</w:t>
-      </w:r>
-      <w:proofErr w:type="spellEnd"/>
-      <w:r>
-        <w:rPr>
-          <w:rFonts w:ascii="Arial" w:hAnsi="Arial" w:cs="Arial"/>
-          <w:b/>
-          <w:bCs/>
-          <w:sz w:val="24"/>
-          <w:szCs w:val="24"/>
-        </w:rPr>
-        <w:t xml:space="preserve"> </w:t>
+      <w:r>
+        <w:rPr>
+          <w:rFonts w:ascii="Arial" w:hAnsi="Arial" w:cs="Arial"/>
+          <w:b/>
+          <w:bCs/>
+          <w:sz w:val="24"/>
+          <w:szCs w:val="24"/>
+        </w:rPr>
+        <w:t xml:space="preserve">class-map </w:t>
       </w:r>
       <w:r>
         <w:rPr>
@@ -550,42 +492,8 @@
           <w:sz w:val="24"/>
           <w:szCs w:val="24"/>
         </w:rPr>
-        <w:t xml:space="preserve">match </w:t>
-      </w:r>
-      <w:proofErr w:type="spellStart"/>
-      <w:r>
-        <w:rPr>
-          <w:rFonts w:cs="Arial"/>
-          <w:b/>
-          <w:bCs/>
-          <w:sz w:val="24"/>
-          <w:szCs w:val="24"/>
-        </w:rPr>
-        <w:t>protocol</w:t>
-      </w:r>
-      <w:proofErr w:type="spellEnd"/>
-      <w:r>
-        <w:rPr>
-          <w:rFonts w:cs="Arial"/>
-          <w:b/>
-          <w:bCs/>
-          <w:sz w:val="24"/>
-          <w:szCs w:val="24"/>
-        </w:rPr>
-        <w:t xml:space="preserve"> </w:t>
-      </w:r>
-      <w:proofErr w:type="spellStart"/>
-      <w:r>
-        <w:rPr>
-          <w:rFonts w:cs="Arial"/>
-          <w:b/>
-          <w:bCs/>
-          <w:sz w:val="24"/>
-          <w:szCs w:val="24"/>
-        </w:rPr>
-        <w:t>eigrp</w:t>
-      </w:r>
-      <w:proofErr w:type="spellEnd"/>
+        <w:t>match protocol eigrp</w:t>
+      </w:r>
     </w:p>
     <w:p>
       <w:pPr>
@@ -642,7 +550,7 @@
     </w:p>
     <w:p>
       <w:pPr>
-        <w:pStyle w:val="ListParagraph"/>
+        <w:pStyle w:val="Prrafodelista"/>
         <w:numPr>
           <w:ilvl w:val="0"/>
           <w:numId w:val="25"/>
@@ -709,7 +617,6 @@
           <w:szCs w:val="24"/>
         </w:rPr>
       </w:pPr>
-      <w:proofErr w:type="spellStart"/>
       <w:r>
         <w:rPr>
           <w:rFonts w:cs="Arial"/>
@@ -718,18 +625,7 @@
           <w:sz w:val="24"/>
           <w:szCs w:val="24"/>
         </w:rPr>
-        <w:t>class-map</w:t>
-      </w:r>
-      <w:proofErr w:type="spellEnd"/>
-      <w:r>
-        <w:rPr>
-          <w:rFonts w:cs="Arial"/>
-          <w:b/>
-          <w:bCs/>
-          <w:sz w:val="24"/>
-          <w:szCs w:val="24"/>
-        </w:rPr>
-        <w:t xml:space="preserve"> match-any MEDIO</w:t>
+        <w:t>class-map match-any MEDIO</w:t>
       </w:r>
     </w:p>
     <w:p>
@@ -757,6 +653,18 @@
           <w:sz w:val="28"/>
           <w:szCs w:val="28"/>
           <w:lang w:val="en-US"/>
+        </w:rPr>
+      </w:pPr>
+    </w:p>
+    <w:p>
+      <w:pPr>
+        <w:pStyle w:val="SubStepAlpha"/>
+        <w:spacing w:before="0" w:after="0" w:line="300" w:lineRule="exact"/>
+        <w:ind w:left="720"/>
+        <w:jc w:val="both"/>
+        <w:rPr>
+          <w:rFonts w:cs="Arial"/>
+          <w:sz w:val="22"/>
         </w:rPr>
       </w:pPr>
     </w:p>
@@ -791,6 +699,7 @@
           <w:rFonts w:cs="Arial"/>
           <w:sz w:val="22"/>
         </w:rPr>
+        <w:lastRenderedPageBreak/>
         <w:t xml:space="preserve">Este mapa de clase se </w:t>
       </w:r>
       <w:r>
@@ -837,19 +746,8 @@
           <w:bCs/>
           <w:sz w:val="22"/>
         </w:rPr>
-        <w:t xml:space="preserve"> </w:t>
-      </w:r>
-      <w:proofErr w:type="spellStart"/>
-      <w:r>
-        <w:rPr>
-          <w:rFonts w:cs="Arial"/>
-          <w:b/>
-          <w:bCs/>
-          <w:sz w:val="22"/>
-        </w:rPr>
-        <w:t>ssh</w:t>
-      </w:r>
-      <w:proofErr w:type="spellEnd"/>
+        <w:t xml:space="preserve"> ssh</w:t>
+      </w:r>
       <w:r>
         <w:rPr>
           <w:rFonts w:cs="Arial"/>
@@ -949,42 +847,8 @@
           <w:sz w:val="24"/>
           <w:szCs w:val="24"/>
         </w:rPr>
-        <w:t xml:space="preserve">match </w:t>
-      </w:r>
-      <w:proofErr w:type="spellStart"/>
-      <w:r>
-        <w:rPr>
-          <w:rFonts w:cs="Arial"/>
-          <w:b/>
-          <w:bCs/>
-          <w:sz w:val="24"/>
-          <w:szCs w:val="24"/>
-        </w:rPr>
-        <w:t>protocol</w:t>
-      </w:r>
-      <w:proofErr w:type="spellEnd"/>
-      <w:r>
-        <w:rPr>
-          <w:rFonts w:cs="Arial"/>
-          <w:b/>
-          <w:bCs/>
-          <w:sz w:val="24"/>
-          <w:szCs w:val="24"/>
-        </w:rPr>
-        <w:t xml:space="preserve"> </w:t>
-      </w:r>
-      <w:proofErr w:type="spellStart"/>
-      <w:r>
-        <w:rPr>
-          <w:rFonts w:cs="Arial"/>
-          <w:b/>
-          <w:bCs/>
-          <w:sz w:val="24"/>
-          <w:szCs w:val="24"/>
-        </w:rPr>
-        <w:t>ssh</w:t>
-      </w:r>
-      <w:proofErr w:type="spellEnd"/>
+        <w:t>match protocol ssh</w:t>
+      </w:r>
     </w:p>
     <w:p>
       <w:pPr>
@@ -1038,7 +902,7 @@
     </w:p>
     <w:p>
       <w:pPr>
-        <w:pStyle w:val="ListParagraph"/>
+        <w:pStyle w:val="Prrafodelista"/>
         <w:numPr>
           <w:ilvl w:val="0"/>
           <w:numId w:val="25"/>
@@ -1105,7 +969,6 @@
           <w:szCs w:val="24"/>
         </w:rPr>
       </w:pPr>
-      <w:proofErr w:type="spellStart"/>
       <w:r>
         <w:rPr>
           <w:rFonts w:cs="Arial"/>
@@ -1114,18 +977,7 @@
           <w:sz w:val="24"/>
           <w:szCs w:val="24"/>
         </w:rPr>
-        <w:t>class-map</w:t>
-      </w:r>
-      <w:proofErr w:type="spellEnd"/>
-      <w:r>
-        <w:rPr>
-          <w:rFonts w:cs="Arial"/>
-          <w:b/>
-          <w:bCs/>
-          <w:sz w:val="24"/>
-          <w:szCs w:val="24"/>
-        </w:rPr>
-        <w:t xml:space="preserve"> match-any BAJO</w:t>
+        <w:t>class-map match-any BAJO</w:t>
       </w:r>
     </w:p>
     <w:p>
@@ -1227,7 +1079,6 @@
         </w:rPr>
         <w:t xml:space="preserve"> </w:t>
       </w:r>
-      <w:proofErr w:type="spellStart"/>
       <w:r>
         <w:rPr>
           <w:rFonts w:cs="Arial"/>
@@ -1237,7 +1088,6 @@
         </w:rPr>
         <w:t>dns</w:t>
       </w:r>
-      <w:proofErr w:type="spellEnd"/>
       <w:r>
         <w:rPr>
           <w:rFonts w:cs="Arial"/>
@@ -1363,21 +1213,8 @@
           <w:szCs w:val="24"/>
           <w:lang w:val="en-US"/>
         </w:rPr>
-        <w:t xml:space="preserve">match protocol </w:t>
-      </w:r>
-      <w:proofErr w:type="spellStart"/>
-      <w:r>
-        <w:rPr>
-          <w:rFonts w:cs="Arial"/>
-          <w:b/>
-          <w:bCs/>
-          <w:sz w:val="24"/>
-          <w:szCs w:val="24"/>
-          <w:lang w:val="en-US"/>
-        </w:rPr>
-        <w:t>dns</w:t>
-      </w:r>
-      <w:proofErr w:type="spellEnd"/>
+        <w:t>match protocol dns</w:t>
+      </w:r>
     </w:p>
     <w:p>
       <w:pPr>
@@ -1412,31 +1249,7 @@
           <w:szCs w:val="28"/>
           <w:lang w:val="es-ES"/>
         </w:rPr>
-        <w:t>Parte 2: Configurar el mapa de políticas (</w:t>
-      </w:r>
-      <w:proofErr w:type="spellStart"/>
-      <w:r>
-        <w:rPr>
-          <w:rFonts w:ascii="Arial" w:hAnsi="Arial" w:cs="Arial"/>
-          <w:b/>
-          <w:bCs/>
-          <w:sz w:val="28"/>
-          <w:szCs w:val="28"/>
-          <w:lang w:val="es-ES"/>
-        </w:rPr>
-        <w:t>policy-map</w:t>
-      </w:r>
-      <w:proofErr w:type="spellEnd"/>
-      <w:r>
-        <w:rPr>
-          <w:rFonts w:ascii="Arial" w:hAnsi="Arial" w:cs="Arial"/>
-          <w:b/>
-          <w:bCs/>
-          <w:sz w:val="28"/>
-          <w:szCs w:val="28"/>
-          <w:lang w:val="es-ES"/>
-        </w:rPr>
-        <w:t>)</w:t>
+        <w:t>Parte 2: Configurar el mapa de políticas (policy-map)</w:t>
       </w:r>
     </w:p>
     <w:p>
@@ -1455,7 +1268,7 @@
     </w:p>
     <w:p>
       <w:pPr>
-        <w:pStyle w:val="ListParagraph"/>
+        <w:pStyle w:val="Prrafodelista"/>
         <w:numPr>
           <w:ilvl w:val="0"/>
           <w:numId w:val="25"/>
@@ -1501,30 +1314,39 @@
     </w:p>
     <w:p>
       <w:pPr>
-        <w:pStyle w:val="ListParagraph"/>
-        <w:spacing w:after="0" w:line="300" w:lineRule="exact"/>
-        <w:rPr>
-          <w:rFonts w:ascii="Arial" w:hAnsi="Arial" w:cs="Arial"/>
-          <w:b/>
-          <w:bCs/>
-          <w:sz w:val="24"/>
-          <w:szCs w:val="24"/>
-          <w:lang w:val="es-419"/>
-        </w:rPr>
-      </w:pPr>
-      <w:proofErr w:type="spellStart"/>
-      <w:r>
-        <w:rPr>
-          <w:rFonts w:ascii="Arial" w:hAnsi="Arial" w:cs="Arial"/>
-          <w:b/>
-          <w:bCs/>
-          <w:sz w:val="24"/>
-          <w:szCs w:val="24"/>
-          <w:lang w:val="es-419"/>
-        </w:rPr>
-        <w:t>policy-map</w:t>
-      </w:r>
-      <w:proofErr w:type="spellEnd"/>
+        <w:pStyle w:val="Prrafodelista"/>
+        <w:spacing w:after="0" w:line="300" w:lineRule="exact"/>
+        <w:rPr>
+          <w:rFonts w:ascii="Arial" w:hAnsi="Arial" w:cs="Arial"/>
+          <w:b/>
+          <w:bCs/>
+          <w:sz w:val="24"/>
+          <w:szCs w:val="24"/>
+          <w:lang w:val="es-419"/>
+        </w:rPr>
+      </w:pPr>
+      <w:r>
+        <w:rPr>
+          <w:rFonts w:ascii="Arial" w:hAnsi="Arial" w:cs="Arial"/>
+          <w:b/>
+          <w:bCs/>
+          <w:sz w:val="24"/>
+          <w:szCs w:val="24"/>
+          <w:lang w:val="es-419"/>
+        </w:rPr>
+        <w:t xml:space="preserve">policy-map </w:t>
+      </w:r>
+      <w:r>
+        <w:rPr>
+          <w:rFonts w:ascii="Arial" w:hAnsi="Arial" w:cs="Arial"/>
+          <w:b/>
+          <w:bCs/>
+          <w:sz w:val="24"/>
+          <w:szCs w:val="24"/>
+          <w:lang w:val="es-419"/>
+        </w:rPr>
+        <w:t>POLITICAS</w:t>
+      </w:r>
       <w:r>
         <w:rPr>
           <w:rFonts w:ascii="Arial" w:hAnsi="Arial" w:cs="Arial"/>
@@ -1536,44 +1358,22 @@
         </w:rPr>
         <w:t xml:space="preserve"> </w:t>
       </w:r>
-      <w:r>
-        <w:rPr>
-          <w:rFonts w:ascii="Arial" w:hAnsi="Arial" w:cs="Arial"/>
-          <w:b/>
-          <w:bCs/>
-          <w:sz w:val="24"/>
-          <w:szCs w:val="24"/>
-          <w:lang w:val="es-419"/>
-        </w:rPr>
-        <w:t>POLITICAS</w:t>
-      </w:r>
-      <w:r>
-        <w:rPr>
-          <w:rFonts w:ascii="Arial" w:hAnsi="Arial" w:cs="Arial"/>
-          <w:b/>
-          <w:bCs/>
-          <w:sz w:val="24"/>
-          <w:szCs w:val="24"/>
-          <w:lang w:val="es-419"/>
-        </w:rPr>
-        <w:t xml:space="preserve"> </w:t>
-      </w:r>
-    </w:p>
-    <w:p>
-      <w:pPr>
-        <w:pStyle w:val="ListParagraph"/>
-        <w:spacing w:after="0" w:line="300" w:lineRule="exact"/>
-        <w:rPr>
-          <w:rFonts w:ascii="Arial" w:hAnsi="Arial" w:cs="Arial"/>
-          <w:b/>
-          <w:bCs/>
-          <w:lang w:val="es-419"/>
-        </w:rPr>
-      </w:pPr>
-    </w:p>
-    <w:p>
-      <w:pPr>
-        <w:pStyle w:val="ListParagraph"/>
+    </w:p>
+    <w:p>
+      <w:pPr>
+        <w:pStyle w:val="Prrafodelista"/>
+        <w:spacing w:after="0" w:line="300" w:lineRule="exact"/>
+        <w:rPr>
+          <w:rFonts w:ascii="Arial" w:hAnsi="Arial" w:cs="Arial"/>
+          <w:b/>
+          <w:bCs/>
+          <w:lang w:val="es-419"/>
+        </w:rPr>
+      </w:pPr>
+    </w:p>
+    <w:p>
+      <w:pPr>
+        <w:pStyle w:val="Prrafodelista"/>
         <w:numPr>
           <w:ilvl w:val="0"/>
           <w:numId w:val="25"/>
@@ -1619,52 +1419,39 @@
     </w:p>
     <w:p>
       <w:pPr>
-        <w:pStyle w:val="ListParagraph"/>
-        <w:spacing w:after="0" w:line="300" w:lineRule="exact"/>
-        <w:rPr>
-          <w:rFonts w:ascii="Arial" w:hAnsi="Arial" w:cs="Arial"/>
-          <w:b/>
-          <w:bCs/>
-          <w:lang w:val="es-419"/>
-        </w:rPr>
-      </w:pPr>
-    </w:p>
-    <w:p>
-      <w:pPr>
-        <w:pStyle w:val="ListParagraph"/>
-        <w:spacing w:after="0" w:line="300" w:lineRule="exact"/>
-        <w:rPr>
-          <w:rFonts w:ascii="Arial" w:hAnsi="Arial" w:cs="Arial"/>
-          <w:b/>
-          <w:bCs/>
-          <w:sz w:val="24"/>
-          <w:szCs w:val="24"/>
-          <w:lang w:val="es-419"/>
-        </w:rPr>
-      </w:pPr>
-      <w:proofErr w:type="spellStart"/>
-      <w:r>
-        <w:rPr>
-          <w:rFonts w:ascii="Arial" w:hAnsi="Arial" w:cs="Arial"/>
-          <w:b/>
-          <w:bCs/>
-          <w:sz w:val="24"/>
-          <w:szCs w:val="24"/>
-          <w:lang w:val="es-419"/>
-        </w:rPr>
-        <w:t>class</w:t>
-      </w:r>
-      <w:proofErr w:type="spellEnd"/>
-      <w:r>
-        <w:rPr>
-          <w:rFonts w:ascii="Arial" w:hAnsi="Arial" w:cs="Arial"/>
-          <w:b/>
-          <w:bCs/>
-          <w:sz w:val="24"/>
-          <w:szCs w:val="24"/>
-          <w:lang w:val="es-419"/>
-        </w:rPr>
-        <w:t xml:space="preserve"> </w:t>
+        <w:pStyle w:val="Prrafodelista"/>
+        <w:spacing w:after="0" w:line="300" w:lineRule="exact"/>
+        <w:rPr>
+          <w:rFonts w:ascii="Arial" w:hAnsi="Arial" w:cs="Arial"/>
+          <w:b/>
+          <w:bCs/>
+          <w:lang w:val="es-419"/>
+        </w:rPr>
+      </w:pPr>
+    </w:p>
+    <w:p>
+      <w:pPr>
+        <w:pStyle w:val="Prrafodelista"/>
+        <w:spacing w:after="0" w:line="300" w:lineRule="exact"/>
+        <w:rPr>
+          <w:rFonts w:ascii="Arial" w:hAnsi="Arial" w:cs="Arial"/>
+          <w:b/>
+          <w:bCs/>
+          <w:sz w:val="24"/>
+          <w:szCs w:val="24"/>
+          <w:lang w:val="es-419"/>
+        </w:rPr>
+      </w:pPr>
+      <w:r>
+        <w:rPr>
+          <w:rFonts w:ascii="Arial" w:hAnsi="Arial" w:cs="Arial"/>
+          <w:b/>
+          <w:bCs/>
+          <w:sz w:val="24"/>
+          <w:szCs w:val="24"/>
+          <w:lang w:val="es-419"/>
+        </w:rPr>
+        <w:t xml:space="preserve">class </w:t>
       </w:r>
       <w:r>
         <w:rPr>
@@ -1732,7 +1519,7 @@
     </w:p>
     <w:p>
       <w:pPr>
-        <w:pStyle w:val="ListParagraph"/>
+        <w:pStyle w:val="Prrafodelista"/>
         <w:numPr>
           <w:ilvl w:val="0"/>
           <w:numId w:val="25"/>
@@ -1787,52 +1574,39 @@
     </w:p>
     <w:p>
       <w:pPr>
-        <w:pStyle w:val="ListParagraph"/>
-        <w:spacing w:after="0" w:line="300" w:lineRule="exact"/>
-        <w:rPr>
-          <w:rFonts w:ascii="Arial" w:hAnsi="Arial" w:cs="Arial"/>
-          <w:b/>
-          <w:bCs/>
-          <w:lang w:val="es-419"/>
-        </w:rPr>
-      </w:pPr>
-    </w:p>
-    <w:p>
-      <w:pPr>
-        <w:pStyle w:val="ListParagraph"/>
-        <w:spacing w:after="0" w:line="300" w:lineRule="exact"/>
-        <w:rPr>
-          <w:rFonts w:ascii="Arial" w:hAnsi="Arial" w:cs="Arial"/>
-          <w:b/>
-          <w:bCs/>
-          <w:sz w:val="24"/>
-          <w:szCs w:val="24"/>
-          <w:lang w:val="es-419"/>
-        </w:rPr>
-      </w:pPr>
-      <w:proofErr w:type="spellStart"/>
-      <w:r>
-        <w:rPr>
-          <w:rFonts w:ascii="Arial" w:hAnsi="Arial" w:cs="Arial"/>
-          <w:b/>
-          <w:bCs/>
-          <w:sz w:val="24"/>
-          <w:szCs w:val="24"/>
-          <w:lang w:val="es-419"/>
-        </w:rPr>
-        <w:t>class</w:t>
-      </w:r>
-      <w:proofErr w:type="spellEnd"/>
-      <w:r>
-        <w:rPr>
-          <w:rFonts w:ascii="Arial" w:hAnsi="Arial" w:cs="Arial"/>
-          <w:b/>
-          <w:bCs/>
-          <w:sz w:val="24"/>
-          <w:szCs w:val="24"/>
-          <w:lang w:val="es-419"/>
-        </w:rPr>
-        <w:t xml:space="preserve"> </w:t>
+        <w:pStyle w:val="Prrafodelista"/>
+        <w:spacing w:after="0" w:line="300" w:lineRule="exact"/>
+        <w:rPr>
+          <w:rFonts w:ascii="Arial" w:hAnsi="Arial" w:cs="Arial"/>
+          <w:b/>
+          <w:bCs/>
+          <w:lang w:val="es-419"/>
+        </w:rPr>
+      </w:pPr>
+    </w:p>
+    <w:p>
+      <w:pPr>
+        <w:pStyle w:val="Prrafodelista"/>
+        <w:spacing w:after="0" w:line="300" w:lineRule="exact"/>
+        <w:rPr>
+          <w:rFonts w:ascii="Arial" w:hAnsi="Arial" w:cs="Arial"/>
+          <w:b/>
+          <w:bCs/>
+          <w:sz w:val="24"/>
+          <w:szCs w:val="24"/>
+          <w:lang w:val="es-419"/>
+        </w:rPr>
+      </w:pPr>
+      <w:r>
+        <w:rPr>
+          <w:rFonts w:ascii="Arial" w:hAnsi="Arial" w:cs="Arial"/>
+          <w:b/>
+          <w:bCs/>
+          <w:sz w:val="24"/>
+          <w:szCs w:val="24"/>
+          <w:lang w:val="es-419"/>
+        </w:rPr>
+        <w:t xml:space="preserve">class </w:t>
       </w:r>
       <w:r>
         <w:rPr>
@@ -1900,7 +1674,7 @@
     </w:p>
     <w:p>
       <w:pPr>
-        <w:pStyle w:val="ListParagraph"/>
+        <w:pStyle w:val="Prrafodelista"/>
         <w:numPr>
           <w:ilvl w:val="0"/>
           <w:numId w:val="25"/>
@@ -1955,52 +1729,39 @@
     </w:p>
     <w:p>
       <w:pPr>
-        <w:pStyle w:val="ListParagraph"/>
-        <w:spacing w:after="0" w:line="300" w:lineRule="exact"/>
-        <w:rPr>
-          <w:rFonts w:ascii="Arial" w:hAnsi="Arial" w:cs="Arial"/>
-          <w:b/>
-          <w:bCs/>
-          <w:lang w:val="es-419"/>
-        </w:rPr>
-      </w:pPr>
-    </w:p>
-    <w:p>
-      <w:pPr>
-        <w:pStyle w:val="ListParagraph"/>
-        <w:spacing w:after="0" w:line="300" w:lineRule="exact"/>
-        <w:rPr>
-          <w:rFonts w:ascii="Arial" w:hAnsi="Arial" w:cs="Arial"/>
-          <w:b/>
-          <w:bCs/>
-          <w:sz w:val="24"/>
-          <w:szCs w:val="24"/>
-          <w:lang w:val="es-419"/>
-        </w:rPr>
-      </w:pPr>
-      <w:proofErr w:type="spellStart"/>
-      <w:r>
-        <w:rPr>
-          <w:rFonts w:ascii="Arial" w:hAnsi="Arial" w:cs="Arial"/>
-          <w:b/>
-          <w:bCs/>
-          <w:sz w:val="24"/>
-          <w:szCs w:val="24"/>
-          <w:lang w:val="es-419"/>
-        </w:rPr>
-        <w:t>class</w:t>
-      </w:r>
-      <w:proofErr w:type="spellEnd"/>
-      <w:r>
-        <w:rPr>
-          <w:rFonts w:ascii="Arial" w:hAnsi="Arial" w:cs="Arial"/>
-          <w:b/>
-          <w:bCs/>
-          <w:sz w:val="24"/>
-          <w:szCs w:val="24"/>
-          <w:lang w:val="es-419"/>
-        </w:rPr>
-        <w:t xml:space="preserve"> </w:t>
+        <w:pStyle w:val="Prrafodelista"/>
+        <w:spacing w:after="0" w:line="300" w:lineRule="exact"/>
+        <w:rPr>
+          <w:rFonts w:ascii="Arial" w:hAnsi="Arial" w:cs="Arial"/>
+          <w:b/>
+          <w:bCs/>
+          <w:lang w:val="es-419"/>
+        </w:rPr>
+      </w:pPr>
+    </w:p>
+    <w:p>
+      <w:pPr>
+        <w:pStyle w:val="Prrafodelista"/>
+        <w:spacing w:after="0" w:line="300" w:lineRule="exact"/>
+        <w:rPr>
+          <w:rFonts w:ascii="Arial" w:hAnsi="Arial" w:cs="Arial"/>
+          <w:b/>
+          <w:bCs/>
+          <w:sz w:val="24"/>
+          <w:szCs w:val="24"/>
+          <w:lang w:val="es-419"/>
+        </w:rPr>
+      </w:pPr>
+      <w:r>
+        <w:rPr>
+          <w:rFonts w:ascii="Arial" w:hAnsi="Arial" w:cs="Arial"/>
+          <w:b/>
+          <w:bCs/>
+          <w:sz w:val="24"/>
+          <w:szCs w:val="24"/>
+          <w:lang w:val="es-419"/>
+        </w:rPr>
+        <w:t xml:space="preserve">class </w:t>
       </w:r>
       <w:r>
         <w:rPr>
@@ -2035,29 +1796,7 @@
           <w:sz w:val="24"/>
           <w:szCs w:val="24"/>
         </w:rPr>
-        <w:t xml:space="preserve">set </w:t>
-      </w:r>
-      <w:proofErr w:type="spellStart"/>
-      <w:r>
-        <w:rPr>
-          <w:rFonts w:ascii="Arial" w:hAnsi="Arial" w:cs="Arial"/>
-          <w:b/>
-          <w:bCs/>
-          <w:sz w:val="24"/>
-          <w:szCs w:val="24"/>
-        </w:rPr>
-        <w:t>precedence</w:t>
-      </w:r>
-      <w:proofErr w:type="spellEnd"/>
-      <w:r>
-        <w:rPr>
-          <w:rFonts w:ascii="Arial" w:hAnsi="Arial" w:cs="Arial"/>
-          <w:b/>
-          <w:bCs/>
-          <w:sz w:val="24"/>
-          <w:szCs w:val="24"/>
-        </w:rPr>
-        <w:t xml:space="preserve"> 3</w:t>
+        <w:t>set precedence 3</w:t>
       </w:r>
     </w:p>
     <w:p>
@@ -2191,7 +1930,6 @@
         </w:rPr>
         <w:t xml:space="preserve"> configurado </w:t>
       </w:r>
-      <w:proofErr w:type="spellStart"/>
       <w:r>
         <w:rPr>
           <w:rFonts w:ascii="Arial" w:hAnsi="Arial" w:cs="Arial"/>
@@ -2200,26 +1938,11 @@
         </w:rPr>
         <w:t>QoS</w:t>
       </w:r>
-      <w:proofErr w:type="spellEnd"/>
-      <w:r>
-        <w:rPr>
-          <w:rFonts w:ascii="Arial" w:hAnsi="Arial" w:cs="Arial"/>
-        </w:rPr>
-        <w:t xml:space="preserve">, ahora vamos a aplicar </w:t>
-      </w:r>
-      <w:proofErr w:type="spellStart"/>
-      <w:r>
-        <w:rPr>
-          <w:rFonts w:ascii="Arial" w:hAnsi="Arial" w:cs="Arial"/>
-        </w:rPr>
-        <w:t>QoS</w:t>
-      </w:r>
-      <w:proofErr w:type="spellEnd"/>
-      <w:r>
-        <w:rPr>
-          <w:rFonts w:ascii="Arial" w:hAnsi="Arial" w:cs="Arial"/>
-        </w:rPr>
-        <w:t xml:space="preserve"> a las interfaces de los r</w:t>
+      <w:r>
+        <w:rPr>
+          <w:rFonts w:ascii="Arial" w:hAnsi="Arial" w:cs="Arial"/>
+        </w:rPr>
+        <w:t>, ahora vamos a aplicar QoS a las interfaces de los r</w:t>
       </w:r>
       <w:r>
         <w:rPr>
@@ -2318,13 +2041,12 @@
           <w:szCs w:val="28"/>
           <w:lang w:val="es-ES"/>
         </w:rPr>
-        <w:lastRenderedPageBreak/>
         <w:t>Parte 3: Aplicar este mapa de políticas usando una política de servicio.</w:t>
       </w:r>
     </w:p>
     <w:p>
       <w:pPr>
-        <w:pStyle w:val="ListParagraph"/>
+        <w:pStyle w:val="Prrafodelista"/>
         <w:spacing w:after="0" w:line="300" w:lineRule="exact"/>
         <w:ind w:left="360"/>
         <w:rPr>
@@ -2337,7 +2059,7 @@
     </w:p>
     <w:p>
       <w:pPr>
-        <w:pStyle w:val="ListParagraph"/>
+        <w:pStyle w:val="Prrafodelista"/>
         <w:numPr>
           <w:ilvl w:val="0"/>
           <w:numId w:val="27"/>
@@ -2425,7 +2147,7 @@
     </w:p>
     <w:p>
       <w:pPr>
-        <w:pStyle w:val="ListParagraph"/>
+        <w:pStyle w:val="Prrafodelista"/>
         <w:spacing w:after="0" w:line="300" w:lineRule="exact"/>
         <w:ind w:left="360"/>
         <w:jc w:val="both"/>
@@ -2550,7 +2272,7 @@
     </w:p>
     <w:p>
       <w:pPr>
-        <w:pStyle w:val="ListParagraph"/>
+        <w:pStyle w:val="Prrafodelista"/>
         <w:numPr>
           <w:ilvl w:val="0"/>
           <w:numId w:val="27"/>
@@ -2619,7 +2341,7 @@
     </w:p>
     <w:p>
       <w:pPr>
-        <w:pStyle w:val="ListParagraph"/>
+        <w:pStyle w:val="Prrafodelista"/>
         <w:spacing w:after="0" w:line="300" w:lineRule="exact"/>
         <w:ind w:left="360"/>
         <w:jc w:val="both"/>
@@ -2752,7 +2474,7 @@
     </w:p>
     <w:p>
       <w:pPr>
-        <w:pStyle w:val="ListParagraph"/>
+        <w:pStyle w:val="Prrafodelista"/>
         <w:numPr>
           <w:ilvl w:val="0"/>
           <w:numId w:val="27"/>
@@ -2789,7 +2511,7 @@
     </w:p>
     <w:p>
       <w:pPr>
-        <w:pStyle w:val="ListParagraph"/>
+        <w:pStyle w:val="Prrafodelista"/>
         <w:spacing w:after="0" w:line="300" w:lineRule="exact"/>
         <w:ind w:left="360"/>
         <w:jc w:val="both"/>
@@ -3047,7 +2769,6 @@
           <w:szCs w:val="24"/>
         </w:rPr>
       </w:pPr>
-      <w:proofErr w:type="spellStart"/>
       <w:r>
         <w:rPr>
           <w:rFonts w:ascii="Arial" w:hAnsi="Arial" w:cs="Arial"/>
@@ -3058,7 +2779,6 @@
         </w:rPr>
         <w:t>exit</w:t>
       </w:r>
-      <w:proofErr w:type="spellEnd"/>
     </w:p>
     <w:p>
       <w:pPr>
@@ -3112,25 +2832,14 @@
         </w:rPr>
         <w:t xml:space="preserve"> </w:t>
       </w:r>
-      <w:proofErr w:type="spellStart"/>
-      <w:r>
-        <w:rPr>
-          <w:rFonts w:ascii="Arial" w:hAnsi="Arial" w:cs="Arial"/>
-          <w:b/>
-          <w:bCs/>
-          <w:lang w:val="es-419"/>
-        </w:rPr>
-        <w:t>QoS</w:t>
-      </w:r>
-      <w:proofErr w:type="spellEnd"/>
-      <w:r>
-        <w:rPr>
-          <w:rFonts w:ascii="Arial" w:hAnsi="Arial" w:cs="Arial"/>
-          <w:b/>
-          <w:bCs/>
-          <w:lang w:val="es-419"/>
-        </w:rPr>
-        <w:t xml:space="preserve"> </w:t>
+      <w:r>
+        <w:rPr>
+          <w:rFonts w:ascii="Arial" w:hAnsi="Arial" w:cs="Arial"/>
+          <w:b/>
+          <w:bCs/>
+          <w:lang w:val="es-419"/>
+        </w:rPr>
+        <w:t xml:space="preserve">QoS </w:t>
       </w:r>
       <w:r>
         <w:rPr>
@@ -3395,7 +3104,6 @@
           <w:szCs w:val="24"/>
         </w:rPr>
       </w:pPr>
-      <w:proofErr w:type="spellStart"/>
       <w:r>
         <w:rPr>
           <w:rFonts w:ascii="Arial" w:hAnsi="Arial" w:cs="Arial"/>
@@ -3406,7 +3114,6 @@
         </w:rPr>
         <w:t>exit</w:t>
       </w:r>
-      <w:proofErr w:type="spellEnd"/>
     </w:p>
     <w:p>
       <w:pPr>
@@ -3438,7 +3145,6 @@
         </w:rPr>
         <w:t xml:space="preserve">Listo, nuestra configuración </w:t>
       </w:r>
-      <w:proofErr w:type="spellStart"/>
       <w:r>
         <w:rPr>
           <w:rFonts w:cs="Arial"/>
@@ -3448,7 +3154,6 @@
         </w:rPr>
         <w:t>QoS</w:t>
       </w:r>
-      <w:proofErr w:type="spellEnd"/>
       <w:r>
         <w:rPr>
           <w:rFonts w:cs="Arial"/>
@@ -3554,7 +3259,7 @@
     </w:p>
     <w:p>
       <w:pPr>
-        <w:pStyle w:val="ListParagraph"/>
+        <w:pStyle w:val="Prrafodelista"/>
         <w:numPr>
           <w:ilvl w:val="0"/>
           <w:numId w:val="21"/>
@@ -3576,25 +3281,7 @@
           <w:b/>
           <w:bCs/>
         </w:rPr>
-        <w:t xml:space="preserve"> </w:t>
-      </w:r>
-      <w:proofErr w:type="spellStart"/>
-      <w:r>
-        <w:rPr>
-          <w:rFonts w:ascii="Arial" w:hAnsi="Arial" w:cs="Arial"/>
-          <w:b/>
-          <w:bCs/>
-        </w:rPr>
-        <w:t>sh</w:t>
-      </w:r>
-      <w:proofErr w:type="spellEnd"/>
-      <w:r>
-        <w:rPr>
-          <w:rFonts w:ascii="Arial" w:hAnsi="Arial" w:cs="Arial"/>
-          <w:b/>
-          <w:bCs/>
-        </w:rPr>
-        <w:t xml:space="preserve"> run</w:t>
+        <w:t xml:space="preserve"> sh run</w:t>
       </w:r>
       <w:r>
         <w:rPr>
@@ -3607,7 +3294,7 @@
     </w:p>
     <w:p>
       <w:pPr>
-        <w:pStyle w:val="ListParagraph"/>
+        <w:pStyle w:val="Prrafodelista"/>
         <w:numPr>
           <w:ilvl w:val="0"/>
           <w:numId w:val="21"/>
@@ -3870,7 +3557,7 @@
     </w:p>
     <w:p>
       <w:pPr>
-        <w:pStyle w:val="ListParagraph"/>
+        <w:pStyle w:val="Prrafodelista"/>
         <w:numPr>
           <w:ilvl w:val="0"/>
           <w:numId w:val="25"/>
@@ -3891,7 +3578,7 @@
     </w:p>
     <w:p>
       <w:pPr>
-        <w:pStyle w:val="ListParagraph"/>
+        <w:pStyle w:val="Prrafodelista"/>
         <w:numPr>
           <w:ilvl w:val="0"/>
           <w:numId w:val="25"/>
@@ -3916,7 +3603,7 @@
           <w:bCs/>
           <w:lang w:val="es-419"/>
         </w:rPr>
-        <w:t>PC1</w:t>
+        <w:t>PC</w:t>
       </w:r>
       <w:r>
         <w:rPr>
@@ -3932,7 +3619,16 @@
           <w:bCs/>
           <w:lang w:val="es-419"/>
         </w:rPr>
-        <w:t>Liz</w:t>
+        <w:t>L</w:t>
+      </w:r>
+      <w:r>
+        <w:rPr>
+          <w:rFonts w:ascii="Arial" w:hAnsi="Arial" w:cs="Arial"/>
+          <w:b/>
+          <w:bCs/>
+          <w:lang w:val="es-419"/>
+        </w:rPr>
+        <w:t>aura</w:t>
       </w:r>
       <w:r>
         <w:rPr>
@@ -3948,7 +3644,7 @@
           <w:bCs/>
           <w:lang w:val="es-419"/>
         </w:rPr>
-        <w:t>Laptop0</w:t>
+        <w:t>Laptop</w:t>
       </w:r>
       <w:r>
         <w:rPr>
@@ -3976,7 +3672,7 @@
     </w:p>
     <w:p>
       <w:pPr>
-        <w:pStyle w:val="ListParagraph"/>
+        <w:pStyle w:val="Prrafodelista"/>
         <w:numPr>
           <w:ilvl w:val="0"/>
           <w:numId w:val="25"/>
@@ -4001,7 +3697,7 @@
           <w:bCs/>
           <w:lang w:val="es-419"/>
         </w:rPr>
-        <w:t>PC1</w:t>
+        <w:t>PC</w:t>
       </w:r>
       <w:r>
         <w:rPr>
@@ -4017,7 +3713,16 @@
           <w:bCs/>
           <w:lang w:val="es-419"/>
         </w:rPr>
-        <w:t>Liz</w:t>
+        <w:t>L</w:t>
+      </w:r>
+      <w:r>
+        <w:rPr>
+          <w:rFonts w:ascii="Arial" w:hAnsi="Arial" w:cs="Arial"/>
+          <w:b/>
+          <w:bCs/>
+          <w:lang w:val="es-419"/>
+        </w:rPr>
+        <w:t>aura</w:t>
       </w:r>
       <w:r>
         <w:rPr>
@@ -4042,20 +3747,19 @@
         </w:rPr>
         <w:t xml:space="preserve">: </w:t>
       </w:r>
-      <w:hyperlink r:id="rId6" w:history="1">
-        <w:r>
-          <w:rPr>
-            <w:rStyle w:val="Hyperlink"/>
-            <w:rFonts w:ascii="Arial" w:hAnsi="Arial" w:cs="Arial"/>
-            <w:lang w:val="es-419"/>
-          </w:rPr>
-          <w:t>pedro@cisco.com</w:t>
-        </w:r>
-      </w:hyperlink>
-    </w:p>
-    <w:p>
-      <w:pPr>
-        <w:pStyle w:val="ListParagraph"/>
+      <w:r>
+        <w:rPr>
+          <w:rFonts w:ascii="Arial" w:hAnsi="Arial" w:cs="Arial"/>
+          <w:b/>
+          <w:bCs/>
+          <w:lang w:val="es-419"/>
+        </w:rPr>
+        <w:t>pedro@cisco.com</w:t>
+      </w:r>
+    </w:p>
+    <w:p>
+      <w:pPr>
+        <w:pStyle w:val="Prrafodelista"/>
         <w:numPr>
           <w:ilvl w:val="1"/>
           <w:numId w:val="25"/>
@@ -4080,19 +3784,8 @@
           <w:bCs/>
           <w:lang w:val="es-419"/>
         </w:rPr>
-        <w:t xml:space="preserve">Desktop &gt; Email &gt; </w:t>
-      </w:r>
-      <w:proofErr w:type="spellStart"/>
-      <w:r>
-        <w:rPr>
-          <w:rFonts w:ascii="Arial" w:hAnsi="Arial" w:cs="Arial"/>
-          <w:b/>
-          <w:bCs/>
-          <w:lang w:val="es-419"/>
-        </w:rPr>
-        <w:t>Compose</w:t>
-      </w:r>
-      <w:proofErr w:type="spellEnd"/>
+        <w:t>Desktop &gt; Email &gt; Compose</w:t>
+      </w:r>
       <w:r>
         <w:rPr>
           <w:rFonts w:ascii="Arial" w:hAnsi="Arial" w:cs="Arial"/>
@@ -4103,7 +3796,7 @@
     </w:p>
     <w:p>
       <w:pPr>
-        <w:pStyle w:val="ListParagraph"/>
+        <w:pStyle w:val="Prrafodelista"/>
         <w:numPr>
           <w:ilvl w:val="0"/>
           <w:numId w:val="25"/>
@@ -4135,7 +3828,7 @@
           <w:bCs/>
           <w:lang w:val="es-419"/>
         </w:rPr>
-        <w:t xml:space="preserve">Laptop0 </w:t>
+        <w:t xml:space="preserve">Laptop </w:t>
       </w:r>
       <w:r>
         <w:rPr>
@@ -4167,19 +3860,21 @@
           <w:bCs/>
           <w:lang w:val="es-419"/>
         </w:rPr>
-        <w:t>Liz</w:t>
-      </w:r>
-      <w:r>
-        <w:rPr>
-          <w:rFonts w:ascii="Arial" w:hAnsi="Arial" w:cs="Arial"/>
-          <w:lang w:val="es-419"/>
-        </w:rPr>
-        <w:t>.</w:t>
-      </w:r>
-    </w:p>
-    <w:p>
-      <w:pPr>
-        <w:pStyle w:val="ListParagraph"/>
+        <w:t>L</w:t>
+      </w:r>
+      <w:r>
+        <w:rPr>
+          <w:rFonts w:ascii="Arial" w:hAnsi="Arial" w:cs="Arial"/>
+          <w:b/>
+          <w:bCs/>
+          <w:lang w:val="es-419"/>
+        </w:rPr>
+        <w:t>aura</w:t>
+      </w:r>
+    </w:p>
+    <w:p>
+      <w:pPr>
+        <w:pStyle w:val="Prrafodelista"/>
         <w:numPr>
           <w:ilvl w:val="1"/>
           <w:numId w:val="25"/>
@@ -4204,19 +3899,8 @@
           <w:bCs/>
           <w:lang w:val="es-419"/>
         </w:rPr>
-        <w:t xml:space="preserve">Desktop &gt; Email &gt; </w:t>
-      </w:r>
-      <w:proofErr w:type="spellStart"/>
-      <w:r>
-        <w:rPr>
-          <w:rFonts w:ascii="Arial" w:hAnsi="Arial" w:cs="Arial"/>
-          <w:b/>
-          <w:bCs/>
-          <w:lang w:val="es-419"/>
-        </w:rPr>
-        <w:t>Receive</w:t>
-      </w:r>
-      <w:proofErr w:type="spellEnd"/>
+        <w:t>Desktop &gt; Email &gt; Receive</w:t>
+      </w:r>
     </w:p>
     <w:p>
       <w:pPr>
@@ -4256,7 +3940,7 @@
                     </pic:cNvPicPr>
                   </pic:nvPicPr>
                   <pic:blipFill>
-                    <a:blip r:embed="rId7">
+                    <a:blip r:embed="rId6">
                       <a:extLst>
                         <a:ext uri="{28A0092B-C50C-407E-A947-70E740481C1C}">
                           <a14:useLocalDpi xmlns:a14="http://schemas.microsoft.com/office/drawing/2010/main" val="0"/>
@@ -4338,7 +4022,7 @@
                     </pic:cNvPicPr>
                   </pic:nvPicPr>
                   <pic:blipFill>
-                    <a:blip r:embed="rId8">
+                    <a:blip r:embed="rId7">
                       <a:extLst>
                         <a:ext uri="{28A0092B-C50C-407E-A947-70E740481C1C}">
                           <a14:useLocalDpi xmlns:a14="http://schemas.microsoft.com/office/drawing/2010/main" val="0"/>
@@ -4437,13 +4121,9 @@
           <w:szCs w:val="28"/>
           <w:lang w:val="es-ES"/>
         </w:rPr>
-        <w:t>Genera tráfico DNS y FTP entre la PC1 y el servidor FTP</w:t>
-      </w:r>
-    </w:p>
-    <w:p>
-      <w:pPr>
-        <w:spacing w:after="0" w:line="300" w:lineRule="exact"/>
-        <w:jc w:val="both"/>
+        <w:t>Genera tráfico DNS y FTP entre la PC</w:t>
+      </w:r>
+      <w:r>
         <w:rPr>
           <w:rFonts w:ascii="Arial" w:hAnsi="Arial" w:cs="Arial"/>
           <w:b/>
@@ -4452,11 +4132,37 @@
           <w:szCs w:val="28"/>
           <w:lang w:val="es-ES"/>
         </w:rPr>
-      </w:pPr>
-    </w:p>
-    <w:p>
-      <w:pPr>
-        <w:pStyle w:val="ListParagraph"/>
+        <w:t>0</w:t>
+      </w:r>
+      <w:r>
+        <w:rPr>
+          <w:rFonts w:ascii="Arial" w:hAnsi="Arial" w:cs="Arial"/>
+          <w:b/>
+          <w:bCs/>
+          <w:sz w:val="28"/>
+          <w:szCs w:val="28"/>
+          <w:lang w:val="es-ES"/>
+        </w:rPr>
+        <w:t xml:space="preserve"> y el servidor FTP</w:t>
+      </w:r>
+    </w:p>
+    <w:p>
+      <w:pPr>
+        <w:spacing w:after="0" w:line="300" w:lineRule="exact"/>
+        <w:jc w:val="both"/>
+        <w:rPr>
+          <w:rFonts w:ascii="Arial" w:hAnsi="Arial" w:cs="Arial"/>
+          <w:b/>
+          <w:bCs/>
+          <w:sz w:val="28"/>
+          <w:szCs w:val="28"/>
+          <w:lang w:val="es-ES"/>
+        </w:rPr>
+      </w:pPr>
+    </w:p>
+    <w:p>
+      <w:pPr>
+        <w:pStyle w:val="Prrafodelista"/>
         <w:numPr>
           <w:ilvl w:val="0"/>
           <w:numId w:val="25"/>
@@ -4481,7 +4187,16 @@
           <w:bCs/>
           <w:lang w:val="es-419"/>
         </w:rPr>
-        <w:t>PC1</w:t>
+        <w:t>PC</w:t>
+      </w:r>
+      <w:r>
+        <w:rPr>
+          <w:rFonts w:ascii="Arial" w:hAnsi="Arial" w:cs="Arial"/>
+          <w:b/>
+          <w:bCs/>
+          <w:lang w:val="es-419"/>
+        </w:rPr>
+        <w:t>0</w:t>
       </w:r>
       <w:r>
         <w:rPr>
@@ -4506,7 +4221,6 @@
         </w:rPr>
         <w:t xml:space="preserve"> al servidor FTP con su nombre de dominio: </w:t>
       </w:r>
-      <w:proofErr w:type="spellStart"/>
       <w:r>
         <w:rPr>
           <w:rFonts w:ascii="Arial" w:hAnsi="Arial" w:cs="Arial"/>
@@ -4516,11 +4230,10 @@
         </w:rPr>
         <w:t>serverFTP</w:t>
       </w:r>
-      <w:proofErr w:type="spellEnd"/>
-    </w:p>
-    <w:p>
-      <w:pPr>
-        <w:pStyle w:val="ListParagraph"/>
+    </w:p>
+    <w:p>
+      <w:pPr>
+        <w:pStyle w:val="Prrafodelista"/>
         <w:numPr>
           <w:ilvl w:val="0"/>
           <w:numId w:val="25"/>
@@ -4541,7 +4254,7 @@
     </w:p>
     <w:p>
       <w:pPr>
-        <w:pStyle w:val="ListParagraph"/>
+        <w:pStyle w:val="Prrafodelista"/>
         <w:numPr>
           <w:ilvl w:val="0"/>
           <w:numId w:val="25"/>
@@ -4566,7 +4279,16 @@
           <w:bCs/>
           <w:lang w:val="es-419"/>
         </w:rPr>
-        <w:t>PC1</w:t>
+        <w:t>PC</w:t>
+      </w:r>
+      <w:r>
+        <w:rPr>
+          <w:rFonts w:ascii="Arial" w:hAnsi="Arial" w:cs="Arial"/>
+          <w:b/>
+          <w:bCs/>
+          <w:lang w:val="es-419"/>
+        </w:rPr>
+        <w:t>0</w:t>
       </w:r>
       <w:r>
         <w:rPr>
@@ -4677,7 +4399,7 @@
                                           </pic:cNvPicPr>
                                         </pic:nvPicPr>
                                         <pic:blipFill>
-                                          <a:blip r:embed="rId9">
+                                          <a:blip r:embed="rId8">
                                             <a:extLst>
                                               <a:ext uri="{28A0092B-C50C-407E-A947-70E740481C1C}">
                                                 <a14:useLocalDpi xmlns:a14="http://schemas.microsoft.com/office/drawing/2010/main" val="0"/>
@@ -4973,13 +4695,9 @@
           <w:szCs w:val="28"/>
           <w:lang w:val="es-ES"/>
         </w:rPr>
-        <w:t>Realiza una conexión remota de la PC1 al ruteador LICENCIATURA</w:t>
-      </w:r>
-    </w:p>
-    <w:p>
-      <w:pPr>
-        <w:spacing w:after="0" w:line="300" w:lineRule="exact"/>
-        <w:jc w:val="both"/>
+        <w:t>Realiza una conexión remota de la PC</w:t>
+      </w:r>
+      <w:r>
         <w:rPr>
           <w:rFonts w:ascii="Arial" w:hAnsi="Arial" w:cs="Arial"/>
           <w:b/>
@@ -4988,11 +4706,37 @@
           <w:szCs w:val="28"/>
           <w:lang w:val="es-ES"/>
         </w:rPr>
-      </w:pPr>
-    </w:p>
-    <w:p>
-      <w:pPr>
-        <w:pStyle w:val="ListParagraph"/>
+        <w:t>2</w:t>
+      </w:r>
+      <w:r>
+        <w:rPr>
+          <w:rFonts w:ascii="Arial" w:hAnsi="Arial" w:cs="Arial"/>
+          <w:b/>
+          <w:bCs/>
+          <w:sz w:val="28"/>
+          <w:szCs w:val="28"/>
+          <w:lang w:val="es-ES"/>
+        </w:rPr>
+        <w:t xml:space="preserve"> al ruteador LICENCIATURA</w:t>
+      </w:r>
+    </w:p>
+    <w:p>
+      <w:pPr>
+        <w:spacing w:after="0" w:line="300" w:lineRule="exact"/>
+        <w:jc w:val="both"/>
+        <w:rPr>
+          <w:rFonts w:ascii="Arial" w:hAnsi="Arial" w:cs="Arial"/>
+          <w:b/>
+          <w:bCs/>
+          <w:sz w:val="28"/>
+          <w:szCs w:val="28"/>
+          <w:lang w:val="es-ES"/>
+        </w:rPr>
+      </w:pPr>
+    </w:p>
+    <w:p>
+      <w:pPr>
+        <w:pStyle w:val="Prrafodelista"/>
         <w:numPr>
           <w:ilvl w:val="0"/>
           <w:numId w:val="25"/>
@@ -5017,7 +4761,16 @@
           <w:bCs/>
           <w:lang w:val="es-419"/>
         </w:rPr>
-        <w:t>PC1</w:t>
+        <w:t>PC</w:t>
+      </w:r>
+      <w:r>
+        <w:rPr>
+          <w:rFonts w:ascii="Arial" w:hAnsi="Arial" w:cs="Arial"/>
+          <w:b/>
+          <w:bCs/>
+          <w:lang w:val="es-419"/>
+        </w:rPr>
+        <w:t>2</w:t>
       </w:r>
       <w:r>
         <w:rPr>
@@ -5085,7 +4838,7 @@
     </w:p>
     <w:p>
       <w:pPr>
-        <w:pStyle w:val="ListParagraph"/>
+        <w:pStyle w:val="Prrafodelista"/>
         <w:spacing w:after="0" w:line="300" w:lineRule="exact"/>
         <w:rPr>
           <w:rFonts w:ascii="Arial" w:hAnsi="Arial" w:cs="Arial"/>
@@ -5476,7 +5229,7 @@
     </w:p>
     <w:p>
       <w:pPr>
-        <w:pStyle w:val="ListParagraph"/>
+        <w:pStyle w:val="Prrafodelista"/>
         <w:numPr>
           <w:ilvl w:val="0"/>
           <w:numId w:val="25"/>
@@ -5501,7 +5254,16 @@
           <w:bCs/>
           <w:lang w:val="es-419"/>
         </w:rPr>
-        <w:t>PC1</w:t>
+        <w:t>PC</w:t>
+      </w:r>
+      <w:r>
+        <w:rPr>
+          <w:rFonts w:ascii="Arial" w:hAnsi="Arial" w:cs="Arial"/>
+          <w:b/>
+          <w:bCs/>
+          <w:lang w:val="es-419"/>
+        </w:rPr>
+        <w:t>2</w:t>
       </w:r>
       <w:r>
         <w:rPr>
@@ -6226,7 +5988,7 @@
     </w:p>
     <w:p>
       <w:pPr>
-        <w:pStyle w:val="ListParagraph"/>
+        <w:pStyle w:val="Prrafodelista"/>
         <w:numPr>
           <w:ilvl w:val="0"/>
           <w:numId w:val="21"/>
@@ -6275,7 +6037,6 @@
         </w:rPr>
         <w:t xml:space="preserve">jecute el comando: </w:t>
       </w:r>
-      <w:proofErr w:type="spellStart"/>
       <w:r>
         <w:rPr>
           <w:rFonts w:ascii="Arial" w:hAnsi="Arial" w:cs="Arial"/>
@@ -6283,9 +6044,8 @@
           <w:bCs/>
           <w:color w:val="0D0D0D" w:themeColor="text1" w:themeTint="F2"/>
         </w:rPr>
-        <w:t>sh</w:t>
-      </w:r>
-      <w:proofErr w:type="spellEnd"/>
+        <w:t xml:space="preserve">sh policy-map int </w:t>
+      </w:r>
       <w:r>
         <w:rPr>
           <w:rFonts w:ascii="Arial" w:hAnsi="Arial" w:cs="Arial"/>
@@ -6293,30 +6053,21 @@
           <w:bCs/>
           <w:color w:val="0D0D0D" w:themeColor="text1" w:themeTint="F2"/>
         </w:rPr>
-        <w:t xml:space="preserve"> policy-map int </w:t>
-      </w:r>
-      <w:r>
-        <w:rPr>
-          <w:rFonts w:ascii="Arial" w:hAnsi="Arial" w:cs="Arial"/>
-          <w:b/>
-          <w:bCs/>
+        <w:t>s0/0/1.</w:t>
+      </w:r>
+    </w:p>
+    <w:p>
+      <w:pPr>
+        <w:pStyle w:val="Prrafodelista"/>
+        <w:rPr>
+          <w:rFonts w:ascii="Arial" w:hAnsi="Arial" w:cs="Arial"/>
           <w:color w:val="0D0D0D" w:themeColor="text1" w:themeTint="F2"/>
         </w:rPr>
-        <w:t>s0/0/1.</w:t>
-      </w:r>
-    </w:p>
-    <w:p>
-      <w:pPr>
-        <w:pStyle w:val="ListParagraph"/>
-        <w:rPr>
-          <w:rFonts w:ascii="Arial" w:hAnsi="Arial" w:cs="Arial"/>
-          <w:color w:val="0D0D0D" w:themeColor="text1" w:themeTint="F2"/>
-        </w:rPr>
-      </w:pPr>
-    </w:p>
-    <w:p>
-      <w:pPr>
-        <w:pStyle w:val="ListParagraph"/>
+      </w:pPr>
+    </w:p>
+    <w:p>
+      <w:pPr>
+        <w:pStyle w:val="Prrafodelista"/>
         <w:spacing w:after="0" w:line="300" w:lineRule="exact"/>
         <w:jc w:val="both"/>
         <w:rPr>
@@ -6519,7 +6270,7 @@
     </w:p>
     <w:p>
       <w:pPr>
-        <w:pStyle w:val="ListParagraph"/>
+        <w:pStyle w:val="Prrafodelista"/>
         <w:spacing w:after="0" w:line="300" w:lineRule="exact"/>
         <w:jc w:val="both"/>
         <w:rPr>
@@ -6530,7 +6281,7 @@
     </w:p>
     <w:p>
       <w:pPr>
-        <w:pStyle w:val="ListParagraph"/>
+        <w:pStyle w:val="Prrafodelista"/>
         <w:spacing w:after="0" w:line="300" w:lineRule="exact"/>
         <w:jc w:val="both"/>
         <w:rPr>
@@ -6541,7 +6292,7 @@
     </w:p>
     <w:p>
       <w:pPr>
-        <w:pStyle w:val="ListParagraph"/>
+        <w:pStyle w:val="Prrafodelista"/>
         <w:spacing w:after="0" w:line="300" w:lineRule="exact"/>
         <w:jc w:val="both"/>
         <w:rPr>
@@ -6552,7 +6303,7 @@
     </w:p>
     <w:p>
       <w:pPr>
-        <w:pStyle w:val="ListParagraph"/>
+        <w:pStyle w:val="Prrafodelista"/>
         <w:spacing w:after="0" w:line="300" w:lineRule="exact"/>
         <w:jc w:val="both"/>
         <w:rPr>
@@ -6563,7 +6314,7 @@
     </w:p>
     <w:p>
       <w:pPr>
-        <w:pStyle w:val="ListParagraph"/>
+        <w:pStyle w:val="Prrafodelista"/>
         <w:spacing w:after="0" w:line="300" w:lineRule="exact"/>
         <w:jc w:val="both"/>
         <w:rPr>
@@ -6574,7 +6325,7 @@
     </w:p>
     <w:p>
       <w:pPr>
-        <w:pStyle w:val="ListParagraph"/>
+        <w:pStyle w:val="Prrafodelista"/>
         <w:spacing w:after="0" w:line="300" w:lineRule="exact"/>
         <w:jc w:val="both"/>
         <w:rPr>
@@ -6585,7 +6336,7 @@
     </w:p>
     <w:p>
       <w:pPr>
-        <w:pStyle w:val="ListParagraph"/>
+        <w:pStyle w:val="Prrafodelista"/>
         <w:spacing w:after="0" w:line="300" w:lineRule="exact"/>
         <w:jc w:val="both"/>
         <w:rPr>
@@ -6596,7 +6347,7 @@
     </w:p>
     <w:p>
       <w:pPr>
-        <w:pStyle w:val="ListParagraph"/>
+        <w:pStyle w:val="Prrafodelista"/>
         <w:spacing w:after="0" w:line="300" w:lineRule="exact"/>
         <w:jc w:val="both"/>
         <w:rPr>
@@ -6607,7 +6358,7 @@
     </w:p>
     <w:p>
       <w:pPr>
-        <w:pStyle w:val="ListParagraph"/>
+        <w:pStyle w:val="Prrafodelista"/>
         <w:spacing w:after="0" w:line="300" w:lineRule="exact"/>
         <w:jc w:val="both"/>
         <w:rPr>
@@ -11166,11 +10917,11 @@
     <w:name w:val="Normal"/>
     <w:qFormat/>
   </w:style>
-  <w:style w:type="paragraph" w:styleId="Heading1">
+  <w:style w:type="paragraph" w:styleId="Ttulo1">
     <w:name w:val="heading 1"/>
     <w:basedOn w:val="Normal"/>
     <w:next w:val="Normal"/>
-    <w:link w:val="Heading1Char"/>
+    <w:link w:val="Ttulo1Car"/>
     <w:uiPriority w:val="9"/>
     <w:unhideWhenUsed/>
     <w:qFormat/>
@@ -11193,11 +10944,11 @@
       <w14:ligatures w14:val="none"/>
     </w:rPr>
   </w:style>
-  <w:style w:type="paragraph" w:styleId="Heading2">
+  <w:style w:type="paragraph" w:styleId="Ttulo2">
     <w:name w:val="heading 2"/>
     <w:basedOn w:val="Normal"/>
     <w:next w:val="Normal"/>
-    <w:link w:val="Heading2Char"/>
+    <w:link w:val="Ttulo2Car"/>
     <w:autoRedefine/>
     <w:uiPriority w:val="9"/>
     <w:unhideWhenUsed/>
@@ -11220,11 +10971,11 @@
       <w14:ligatures w14:val="none"/>
     </w:rPr>
   </w:style>
-  <w:style w:type="paragraph" w:styleId="Heading3">
+  <w:style w:type="paragraph" w:styleId="Ttulo3">
     <w:name w:val="heading 3"/>
     <w:basedOn w:val="Normal"/>
     <w:next w:val="Normal"/>
-    <w:link w:val="Heading3Char"/>
+    <w:link w:val="Ttulo3Car"/>
     <w:unhideWhenUsed/>
     <w:qFormat/>
     <w:rsid w:val="002E35BA"/>
@@ -11244,11 +10995,11 @@
       <w14:ligatures w14:val="none"/>
     </w:rPr>
   </w:style>
-  <w:style w:type="paragraph" w:styleId="Heading4">
+  <w:style w:type="paragraph" w:styleId="Ttulo4">
     <w:name w:val="heading 4"/>
     <w:basedOn w:val="Normal"/>
     <w:next w:val="Normal"/>
-    <w:link w:val="Heading4Char"/>
+    <w:link w:val="Ttulo4Car"/>
     <w:uiPriority w:val="9"/>
     <w:semiHidden/>
     <w:unhideWhenUsed/>
@@ -11267,13 +11018,13 @@
       <w:color w:val="2F5496" w:themeColor="accent1" w:themeShade="BF"/>
     </w:rPr>
   </w:style>
-  <w:style w:type="character" w:default="1" w:styleId="DefaultParagraphFont">
+  <w:style w:type="character" w:default="1" w:styleId="Fuentedeprrafopredeter">
     <w:name w:val="Default Paragraph Font"/>
     <w:uiPriority w:val="1"/>
     <w:semiHidden/>
     <w:unhideWhenUsed/>
   </w:style>
-  <w:style w:type="table" w:default="1" w:styleId="TableNormal">
+  <w:style w:type="table" w:default="1" w:styleId="Tablanormal">
     <w:name w:val="Normal Table"/>
     <w:uiPriority w:val="99"/>
     <w:semiHidden/>
@@ -11288,13 +11039,13 @@
       </w:tblCellMar>
     </w:tblPr>
   </w:style>
-  <w:style w:type="numbering" w:default="1" w:styleId="NoList">
+  <w:style w:type="numbering" w:default="1" w:styleId="Sinlista">
     <w:name w:val="No List"/>
     <w:uiPriority w:val="99"/>
     <w:semiHidden/>
     <w:unhideWhenUsed/>
   </w:style>
-  <w:style w:type="paragraph" w:styleId="ListParagraph">
+  <w:style w:type="paragraph" w:styleId="Prrafodelista">
     <w:name w:val="List Paragraph"/>
     <w:basedOn w:val="Normal"/>
     <w:uiPriority w:val="34"/>
@@ -11305,9 +11056,9 @@
       <w:contextualSpacing/>
     </w:pPr>
   </w:style>
-  <w:style w:type="character" w:styleId="Hyperlink">
+  <w:style w:type="character" w:styleId="Hipervnculo">
     <w:name w:val="Hyperlink"/>
-    <w:basedOn w:val="DefaultParagraphFont"/>
+    <w:basedOn w:val="Fuentedeprrafopredeter"/>
     <w:uiPriority w:val="99"/>
     <w:unhideWhenUsed/>
     <w:rsid w:val="008C6B36"/>
@@ -11316,9 +11067,9 @@
       <w:u w:val="single"/>
     </w:rPr>
   </w:style>
-  <w:style w:type="character" w:styleId="UnresolvedMention">
+  <w:style w:type="character" w:styleId="Mencinsinresolver">
     <w:name w:val="Unresolved Mention"/>
-    <w:basedOn w:val="DefaultParagraphFont"/>
+    <w:basedOn w:val="Fuentedeprrafopredeter"/>
     <w:uiPriority w:val="99"/>
     <w:semiHidden/>
     <w:unhideWhenUsed/>
@@ -11328,10 +11079,10 @@
       <w:shd w:val="clear" w:color="auto" w:fill="E1DFDD"/>
     </w:rPr>
   </w:style>
-  <w:style w:type="character" w:customStyle="1" w:styleId="Heading2Char">
-    <w:name w:val="Heading 2 Char"/>
-    <w:basedOn w:val="DefaultParagraphFont"/>
-    <w:link w:val="Heading2"/>
+  <w:style w:type="character" w:customStyle="1" w:styleId="Ttulo2Car">
+    <w:name w:val="Título 2 Car"/>
+    <w:basedOn w:val="Fuentedeprrafopredeter"/>
+    <w:link w:val="Ttulo2"/>
     <w:uiPriority w:val="9"/>
     <w:rsid w:val="00FA155E"/>
     <w:rPr>
@@ -11345,10 +11096,10 @@
       <w14:ligatures w14:val="none"/>
     </w:rPr>
   </w:style>
-  <w:style w:type="character" w:customStyle="1" w:styleId="Heading1Char">
-    <w:name w:val="Heading 1 Char"/>
-    <w:basedOn w:val="DefaultParagraphFont"/>
-    <w:link w:val="Heading1"/>
+  <w:style w:type="character" w:customStyle="1" w:styleId="Ttulo1Car">
+    <w:name w:val="Título 1 Car"/>
+    <w:basedOn w:val="Fuentedeprrafopredeter"/>
+    <w:link w:val="Ttulo1"/>
     <w:uiPriority w:val="9"/>
     <w:rsid w:val="002E35BA"/>
     <w:rPr>
@@ -11363,10 +11114,10 @@
       <w14:ligatures w14:val="none"/>
     </w:rPr>
   </w:style>
-  <w:style w:type="character" w:customStyle="1" w:styleId="Heading3Char">
-    <w:name w:val="Heading 3 Char"/>
-    <w:basedOn w:val="DefaultParagraphFont"/>
-    <w:link w:val="Heading3"/>
+  <w:style w:type="character" w:customStyle="1" w:styleId="Ttulo3Car">
+    <w:name w:val="Título 3 Car"/>
+    <w:basedOn w:val="Fuentedeprrafopredeter"/>
+    <w:link w:val="Ttulo3"/>
     <w:rsid w:val="002E35BA"/>
     <w:rPr>
       <w:rFonts w:ascii="Arial" w:eastAsia="Times New Roman" w:hAnsi="Arial" w:cs="Times New Roman"/>
@@ -11381,7 +11132,7 @@
   </w:style>
   <w:style w:type="paragraph" w:customStyle="1" w:styleId="ConfigWindow">
     <w:name w:val="Config Window"/>
-    <w:basedOn w:val="BodyText"/>
+    <w:basedOn w:val="Textoindependiente"/>
     <w:next w:val="Normal"/>
     <w:qFormat/>
     <w:rsid w:val="002E35BA"/>
@@ -11451,7 +11202,7 @@
   </w:style>
   <w:style w:type="numbering" w:customStyle="1" w:styleId="LabList">
     <w:name w:val="Lab List"/>
-    <w:basedOn w:val="NoList"/>
+    <w:basedOn w:val="Sinlista"/>
     <w:uiPriority w:val="99"/>
     <w:rsid w:val="002E35BA"/>
     <w:pPr>
@@ -11462,7 +11213,7 @@
   </w:style>
   <w:style w:type="character" w:customStyle="1" w:styleId="CMDChar">
     <w:name w:val="CMD Char"/>
-    <w:basedOn w:val="DefaultParagraphFont"/>
+    <w:basedOn w:val="Fuentedeprrafopredeter"/>
     <w:link w:val="CMD"/>
     <w:rsid w:val="002E35BA"/>
     <w:rPr>
@@ -11473,10 +11224,10 @@
       <w14:ligatures w14:val="none"/>
     </w:rPr>
   </w:style>
-  <w:style w:type="paragraph" w:styleId="BodyText">
+  <w:style w:type="paragraph" w:styleId="Textoindependiente">
     <w:name w:val="Body Text"/>
     <w:basedOn w:val="Normal"/>
-    <w:link w:val="BodyTextChar"/>
+    <w:link w:val="TextoindependienteCar"/>
     <w:uiPriority w:val="99"/>
     <w:semiHidden/>
     <w:unhideWhenUsed/>
@@ -11485,18 +11236,18 @@
       <w:spacing w:after="120"/>
     </w:pPr>
   </w:style>
-  <w:style w:type="character" w:customStyle="1" w:styleId="BodyTextChar">
-    <w:name w:val="Body Text Char"/>
-    <w:basedOn w:val="DefaultParagraphFont"/>
-    <w:link w:val="BodyText"/>
+  <w:style w:type="character" w:customStyle="1" w:styleId="TextoindependienteCar">
+    <w:name w:val="Texto independiente Car"/>
+    <w:basedOn w:val="Fuentedeprrafopredeter"/>
+    <w:link w:val="Textoindependiente"/>
     <w:uiPriority w:val="99"/>
     <w:semiHidden/>
     <w:rsid w:val="002E35BA"/>
   </w:style>
-  <w:style w:type="character" w:customStyle="1" w:styleId="Heading4Char">
-    <w:name w:val="Heading 4 Char"/>
-    <w:basedOn w:val="DefaultParagraphFont"/>
-    <w:link w:val="Heading4"/>
+  <w:style w:type="character" w:customStyle="1" w:styleId="Ttulo4Car">
+    <w:name w:val="Título 4 Car"/>
+    <w:basedOn w:val="Fuentedeprrafopredeter"/>
+    <w:link w:val="Ttulo4"/>
     <w:uiPriority w:val="9"/>
     <w:semiHidden/>
     <w:rsid w:val="00F03680"/>
@@ -11545,7 +11296,7 @@
   </w:style>
   <w:style w:type="numbering" w:customStyle="1" w:styleId="BulletList">
     <w:name w:val="Bullet_List"/>
-    <w:basedOn w:val="NoList"/>
+    <w:basedOn w:val="Sinlista"/>
     <w:uiPriority w:val="99"/>
     <w:rsid w:val="00F03680"/>
     <w:pPr>
@@ -11556,7 +11307,7 @@
   </w:style>
   <w:style w:type="paragraph" w:customStyle="1" w:styleId="PartHead">
     <w:name w:val="Part Head"/>
-    <w:basedOn w:val="ListParagraph"/>
+    <w:basedOn w:val="Prrafodelista"/>
     <w:next w:val="Normal"/>
     <w:qFormat/>
     <w:rsid w:val="00F03680"/>
@@ -11581,7 +11332,7 @@
   </w:style>
   <w:style w:type="character" w:customStyle="1" w:styleId="mw-page-title-main">
     <w:name w:val="mw-page-title-main"/>
-    <w:basedOn w:val="DefaultParagraphFont"/>
+    <w:basedOn w:val="Fuentedeprrafopredeter"/>
     <w:rsid w:val="00FD1AF0"/>
   </w:style>
   <w:style w:type="paragraph" w:styleId="NormalWeb">
